--- a/resource/模板文件/谈话模板/家属谈话笔录（普通工伤案件）.docx
+++ b/resource/模板文件/谈话模板/家属谈话笔录（普通工伤案件）.docx
@@ -337,30 +337,7 @@
           <w:sz w:val="30"/>
           <w:szCs w:val="30"/>
         </w:rPr>
-        <w:t xml:space="preserve">工作单位：   {{公司名称}}   职务或岗位：  {{与死者关系}}  </w:t>
-      </w:r>
-      <w:r>
-        <w:rPr>
-          <w:rFonts w:hint="eastAsia" w:hAnsi="宋体" w:cs="宋体"/>
-          <w:sz w:val="30"/>
-          <w:szCs w:val="30"/>
-          <w:u w:val="single"/>
-        </w:rPr>
-      </w:r>
-      <w:r>
-        <w:rPr>
-          <w:rFonts w:hint="eastAsia" w:hAnsi="宋体" w:cs="宋体"/>
-          <w:sz w:val="30"/>
-          <w:szCs w:val="30"/>
-        </w:rPr>
-      </w:r>
-      <w:r>
-        <w:rPr>
-          <w:rFonts w:hint="eastAsia" w:hAnsi="宋体" w:cs="宋体"/>
-          <w:sz w:val="30"/>
-          <w:szCs w:val="30"/>
-          <w:u w:val="single"/>
-        </w:rPr>
+        <w:t>工作单位： {{单位名称}}  职务或岗位： {{与死者关系}}  单位性质：{{单位性质}}  身份：{{家属身份}}</w:t>
       </w:r>
     </w:p>
     <w:p>

--- a/resource/模板文件/谈话模板/家属谈话笔录（普通工伤案件）.docx
+++ b/resource/模板文件/谈话模板/家属谈话笔录（普通工伤案件）.docx
@@ -337,7 +337,7 @@
           <w:sz w:val="30"/>
           <w:szCs w:val="30"/>
         </w:rPr>
-        <w:t>工作单位： {{单位名称}}  职务或岗位： {{与死者关系}}  单位性质：{{单位性质}}  身份：{{家属身份}}</w:t>
+        <w:t>工作单位： {{家属单位名称}}  职务或岗位： {{家属岗位}}  单位性质：{{单位性质}}  身份：{{与死者关系}}</w:t>
       </w:r>
     </w:p>
     <w:p>

--- a/resource/模板文件/谈话模板/家属谈话笔录（普通工伤案件）.docx
+++ b/resource/模板文件/谈话模板/家属谈话笔录（普通工伤案件）.docx
@@ -167,78 +167,108 @@
           <w:rFonts w:hint="eastAsia" w:hAnsi="宋体" w:cs="宋体"/>
           <w:sz w:val="30"/>
           <w:szCs w:val="30"/>
-        </w:rPr>
-        <w:t xml:space="preserve">被调查（询问）人姓名:   {{家属姓名}}  、性别 {{家属性别}} 、年龄： {{家属年龄}} </w:t>
-      </w:r>
-      <w:r>
-        <w:rPr>
-          <w:rFonts w:hint="eastAsia" w:hAnsi="宋体" w:cs="宋体"/>
-          <w:sz w:val="30"/>
-          <w:szCs w:val="30"/>
-          <w:u w:val="single"/>
-        </w:rPr>
-      </w:r>
-      <w:r>
-        <w:rPr>
-          <w:rFonts w:hAnsi="宋体" w:cs="宋体"/>
-          <w:sz w:val="30"/>
-          <w:szCs w:val="30"/>
-          <w:u w:val="single"/>
-        </w:rPr>
-      </w:r>
-      <w:r>
-        <w:rPr>
-          <w:rFonts w:hint="eastAsia" w:hAnsi="宋体" w:cs="宋体"/>
-          <w:sz w:val="30"/>
-          <w:szCs w:val="30"/>
-          <w:u w:val="single"/>
-        </w:rPr>
-      </w:r>
-      <w:r>
-        <w:rPr>
-          <w:rFonts w:hAnsi="宋体" w:cs="宋体"/>
-          <w:sz w:val="30"/>
-          <w:szCs w:val="30"/>
-          <w:u w:val="single"/>
-        </w:rPr>
-      </w:r>
-      <w:r>
-        <w:rPr>
-          <w:rFonts w:hint="eastAsia" w:hAnsi="宋体" w:cs="宋体"/>
-          <w:sz w:val="30"/>
-          <w:szCs w:val="30"/>
-          <w:u w:val="single"/>
-        </w:rPr>
-      </w:r>
-      <w:r>
-        <w:rPr>
-          <w:rFonts w:hint="eastAsia" w:hAnsi="宋体" w:cs="宋体"/>
-          <w:sz w:val="30"/>
-          <w:szCs w:val="30"/>
-        </w:rPr>
-      </w:r>
-      <w:r>
-        <w:rPr>
-          <w:rFonts w:hint="eastAsia" w:hAnsi="宋体" w:cs="宋体"/>
-          <w:sz w:val="30"/>
-          <w:szCs w:val="30"/>
-          <w:u w:val="single"/>
-        </w:rPr>
-      </w:r>
-      <w:r>
-        <w:rPr>
-          <w:rFonts w:hint="eastAsia" w:hAnsi="宋体" w:cs="宋体"/>
-          <w:sz w:val="30"/>
-          <w:szCs w:val="30"/>
-        </w:rPr>
-      </w:r>
-      <w:r>
-        <w:rPr>
-          <w:rFonts w:hint="eastAsia" w:hAnsi="宋体" w:cs="宋体"/>
-          <w:sz w:val="30"/>
-          <w:szCs w:val="30"/>
-          <w:u w:val="single"/>
-        </w:rPr>
+          <w:u w:val="none"/>
+        </w:rPr>
+        <w:t>被调查（询问）人姓名:</w:t>
+      </w:r>
+      <w:r>
+        <w:rPr>
+          <w:rFonts w:hint="eastAsia" w:hAnsi="宋体" w:cs="宋体"/>
+          <w:sz w:val="30"/>
+          <w:szCs w:val="30"/>
+          <w:u w:val="single"/>
+        </w:rPr>
+        <w:t xml:space="preserve">   </w:t>
+      </w:r>
+      <w:r>
+        <w:rPr>
+          <w:rFonts w:hint="eastAsia" w:hAnsi="宋体" w:cs="宋体"/>
+          <w:sz w:val="30"/>
+          <w:szCs w:val="30"/>
+          <w:u w:val="single"/>
+        </w:rPr>
+        <w:t>{{家属姓名}}</w:t>
+      </w:r>
+      <w:r>
+        <w:rPr>
+          <w:rFonts w:hint="eastAsia" w:hAnsi="宋体" w:cs="宋体"/>
+          <w:sz w:val="30"/>
+          <w:szCs w:val="30"/>
+          <w:u w:val="single"/>
+        </w:rPr>
+        <w:t xml:space="preserve">  </w:t>
+      </w:r>
+      <w:r>
+        <w:rPr>
+          <w:rFonts w:hint="eastAsia" w:hAnsi="宋体" w:cs="宋体"/>
+          <w:sz w:val="30"/>
+          <w:szCs w:val="30"/>
+          <w:u w:val="none"/>
+        </w:rPr>
+        <w:t>、性别</w:t>
+      </w:r>
+      <w:r>
+        <w:rPr>
+          <w:rFonts w:hint="eastAsia" w:hAnsi="宋体" w:cs="宋体"/>
+          <w:sz w:val="30"/>
+          <w:szCs w:val="30"/>
+          <w:u w:val="single"/>
+        </w:rPr>
+        <w:t xml:space="preserve"> </w:t>
+      </w:r>
+      <w:r>
+        <w:rPr>
+          <w:rFonts w:hint="eastAsia" w:hAnsi="宋体" w:cs="宋体"/>
+          <w:sz w:val="30"/>
+          <w:szCs w:val="30"/>
+          <w:u w:val="single"/>
+        </w:rPr>
+        <w:t>{{家属性别}}</w:t>
+      </w:r>
+      <w:r>
+        <w:rPr>
+          <w:rFonts w:hint="eastAsia" w:hAnsi="宋体" w:cs="宋体"/>
+          <w:sz w:val="30"/>
+          <w:szCs w:val="30"/>
+          <w:u w:val="single"/>
+        </w:rPr>
+        <w:t xml:space="preserve"> </w:t>
+      </w:r>
+      <w:r>
+        <w:rPr>
+          <w:rFonts w:hint="eastAsia" w:hAnsi="宋体" w:cs="宋体"/>
+          <w:sz w:val="30"/>
+          <w:szCs w:val="30"/>
+          <w:u w:val="none"/>
+        </w:rPr>
+        <w:t>、年龄：</w:t>
+      </w:r>
+      <w:r>
+        <w:rPr>
+          <w:rFonts w:hint="eastAsia" w:hAnsi="宋体" w:cs="宋体"/>
+          <w:sz w:val="30"/>
+          <w:szCs w:val="30"/>
+          <w:u w:val="single"/>
+        </w:rPr>
+        <w:t xml:space="preserve"> </w:t>
+      </w:r>
+      <w:r>
+        <w:rPr>
+          <w:rFonts w:hint="eastAsia" w:hAnsi="宋体" w:cs="宋体"/>
+          <w:sz w:val="30"/>
+          <w:szCs w:val="30"/>
+          <w:u w:val="single"/>
+        </w:rPr>
+        <w:t>{{家属年龄}}</w:t>
+      </w:r>
+      <w:r>
+        <w:rPr>
+          <w:rFonts w:hint="eastAsia" w:hAnsi="宋体" w:cs="宋体"/>
+          <w:sz w:val="30"/>
+          <w:szCs w:val="30"/>
+          <w:u w:val="single"/>
+        </w:rPr>
+        <w:t xml:space="preserve"> </w:t>
       </w:r>
     </w:p>
     <w:p>
@@ -257,39 +287,45 @@
           <w:rFonts w:hint="eastAsia" w:hAnsi="宋体" w:cs="宋体"/>
           <w:sz w:val="30"/>
           <w:szCs w:val="30"/>
-        </w:rPr>
-        <w:t xml:space="preserve">身份证件种类：   身份证     号码： {{家属身份证号}} </w:t>
-      </w:r>
-      <w:r>
-        <w:rPr>
-          <w:rFonts w:hint="eastAsia" w:hAnsi="宋体" w:cs="宋体"/>
-          <w:sz w:val="30"/>
-          <w:szCs w:val="30"/>
-          <w:u w:val="single"/>
-        </w:rPr>
-      </w:r>
-      <w:r>
-        <w:rPr>
-          <w:rFonts w:hint="eastAsia" w:hAnsi="宋体" w:cs="宋体"/>
-          <w:sz w:val="30"/>
-          <w:szCs w:val="30"/>
-        </w:rPr>
-      </w:r>
-      <w:r>
-        <w:rPr>
-          <w:rFonts w:hint="eastAsia" w:hAnsi="宋体" w:cs="宋体"/>
-          <w:sz w:val="30"/>
-          <w:szCs w:val="30"/>
-          <w:u w:val="single"/>
-        </w:rPr>
-      </w:r>
-      <w:r>
-        <w:rPr>
-          <w:rFonts w:hAnsi="宋体" w:cs="宋体"/>
-          <w:sz w:val="30"/>
-          <w:szCs w:val="30"/>
-          <w:u w:val="single"/>
-        </w:rPr>
+          <w:u w:val="none"/>
+        </w:rPr>
+        <w:t>身份证件种类：</w:t>
+      </w:r>
+      <w:r>
+        <w:rPr>
+          <w:rFonts w:hint="eastAsia" w:hAnsi="宋体" w:cs="宋体"/>
+          <w:sz w:val="30"/>
+          <w:szCs w:val="30"/>
+          <w:u w:val="single"/>
+        </w:rPr>
+        <w:t xml:space="preserve">   身份证     </w:t>
+      </w:r>
+      <w:r>
+        <w:rPr>
+          <w:rFonts w:hint="eastAsia" w:hAnsi="宋体" w:cs="宋体"/>
+          <w:sz w:val="30"/>
+          <w:szCs w:val="30"/>
+          <w:u w:val="none"/>
+        </w:rPr>
+        <w:t>号码：</w:t>
+      </w:r>
+      <w:r>
+        <w:rPr>
+          <w:rFonts w:hint="eastAsia" w:hAnsi="宋体" w:cs="宋体"/>
+          <w:sz w:val="30"/>
+          <w:szCs w:val="30"/>
+          <w:u w:val="single"/>
+        </w:rPr>
+        <w:t xml:space="preserve"> {{家属身份证号}}</w:t>
+      </w:r>
+      <w:r>
+        <w:rPr>
+          <w:rFonts w:hint="eastAsia" w:hAnsi="宋体" w:cs="宋体"/>
+          <w:sz w:val="30"/>
+          <w:szCs w:val="30"/>
+          <w:u w:val="single"/>
+        </w:rPr>
+        <w:t xml:space="preserve"> </w:t>
       </w:r>
     </w:p>
     <w:p>
@@ -308,16 +344,27 @@
           <w:rFonts w:hint="eastAsia" w:hAnsi="宋体" w:cs="宋体"/>
           <w:sz w:val="30"/>
           <w:szCs w:val="30"/>
-        </w:rPr>
-        <w:t>身份证地址：  {{家属身份证地址}}</w:t>
-      </w:r>
-      <w:r>
-        <w:rPr>
-          <w:rFonts w:hint="eastAsia" w:hAnsi="宋体" w:cs="宋体"/>
-          <w:sz w:val="30"/>
-          <w:szCs w:val="30"/>
-          <w:u w:val="single"/>
-        </w:rPr>
+          <w:u w:val="none"/>
+        </w:rPr>
+        <w:t>身份证地址：</w:t>
+      </w:r>
+      <w:r>
+        <w:rPr>
+          <w:rFonts w:hint="eastAsia" w:hAnsi="宋体" w:cs="宋体"/>
+          <w:sz w:val="30"/>
+          <w:szCs w:val="30"/>
+          <w:u w:val="single"/>
+        </w:rPr>
+        <w:t xml:space="preserve">  </w:t>
+      </w:r>
+      <w:r>
+        <w:rPr>
+          <w:rFonts w:hint="eastAsia" w:hAnsi="宋体" w:cs="宋体"/>
+          <w:sz w:val="30"/>
+          <w:szCs w:val="30"/>
+          <w:u w:val="single"/>
+        </w:rPr>
+        <w:t>{{家属身份证地址}}</w:t>
       </w:r>
     </w:p>
     <w:p>
@@ -336,8 +383,117 @@
           <w:rFonts w:hint="eastAsia" w:hAnsi="宋体" w:cs="宋体"/>
           <w:sz w:val="30"/>
           <w:szCs w:val="30"/>
-        </w:rPr>
-        <w:t>工作单位： {{家属单位名称}}  职务或岗位： {{家属岗位}}  单位性质：{{单位性质}}  身份：{{与死者关系}}</w:t>
+          <w:u w:val="none"/>
+        </w:rPr>
+        <w:t>工作单位：</w:t>
+      </w:r>
+      <w:r>
+        <w:rPr>
+          <w:rFonts w:hint="eastAsia" w:hAnsi="宋体" w:cs="宋体"/>
+          <w:sz w:val="30"/>
+          <w:szCs w:val="30"/>
+          <w:u w:val="single"/>
+        </w:rPr>
+        <w:t xml:space="preserve"> </w:t>
+      </w:r>
+      <w:r>
+        <w:rPr>
+          <w:rFonts w:hint="eastAsia" w:hAnsi="宋体" w:cs="宋体"/>
+          <w:sz w:val="30"/>
+          <w:szCs w:val="30"/>
+          <w:u w:val="single"/>
+        </w:rPr>
+        <w:t>{{家属单位名称}}</w:t>
+      </w:r>
+      <w:r>
+        <w:rPr>
+          <w:rFonts w:hint="eastAsia" w:hAnsi="宋体" w:cs="宋体"/>
+          <w:sz w:val="30"/>
+          <w:szCs w:val="30"/>
+          <w:u w:val="single"/>
+        </w:rPr>
+        <w:t xml:space="preserve">  </w:t>
+      </w:r>
+      <w:r>
+        <w:rPr>
+          <w:rFonts w:hint="eastAsia" w:hAnsi="宋体" w:cs="宋体"/>
+          <w:sz w:val="30"/>
+          <w:szCs w:val="30"/>
+          <w:u w:val="none"/>
+        </w:rPr>
+        <w:t>职务或岗位：</w:t>
+      </w:r>
+      <w:r>
+        <w:rPr>
+          <w:rFonts w:hint="eastAsia" w:hAnsi="宋体" w:cs="宋体"/>
+          <w:sz w:val="30"/>
+          <w:szCs w:val="30"/>
+          <w:u w:val="single"/>
+        </w:rPr>
+        <w:t xml:space="preserve"> </w:t>
+      </w:r>
+      <w:r>
+        <w:rPr>
+          <w:rFonts w:hint="eastAsia" w:hAnsi="宋体" w:cs="宋体"/>
+          <w:sz w:val="30"/>
+          <w:szCs w:val="30"/>
+          <w:u w:val="single"/>
+        </w:rPr>
+        <w:t>{{家属岗位}}</w:t>
+      </w:r>
+      <w:r>
+        <w:rPr>
+          <w:rFonts w:hint="eastAsia" w:hAnsi="宋体" w:cs="宋体"/>
+          <w:sz w:val="30"/>
+          <w:szCs w:val="30"/>
+          <w:u w:val="single"/>
+        </w:rPr>
+        <w:t xml:space="preserve">  </w:t>
+      </w:r>
+      <w:r>
+        <w:rPr>
+          <w:rFonts w:hint="eastAsia" w:hAnsi="宋体" w:cs="宋体"/>
+          <w:sz w:val="30"/>
+          <w:szCs w:val="30"/>
+          <w:u w:val="none"/>
+        </w:rPr>
+        <w:t>单位性质：</w:t>
+      </w:r>
+      <w:r>
+        <w:rPr>
+          <w:rFonts w:hint="eastAsia" w:hAnsi="宋体" w:cs="宋体"/>
+          <w:sz w:val="30"/>
+          <w:szCs w:val="30"/>
+          <w:u w:val="single"/>
+        </w:rPr>
+        <w:t>{{单位性质}}</w:t>
+      </w:r>
+      <w:r>
+        <w:rPr>
+          <w:rFonts w:hint="eastAsia" w:hAnsi="宋体" w:cs="宋体"/>
+          <w:sz w:val="30"/>
+          <w:szCs w:val="30"/>
+          <w:u w:val="single"/>
+        </w:rPr>
+        <w:t xml:space="preserve">  </w:t>
+      </w:r>
+      <w:r>
+        <w:rPr>
+          <w:rFonts w:hint="eastAsia" w:hAnsi="宋体" w:cs="宋体"/>
+          <w:sz w:val="30"/>
+          <w:szCs w:val="30"/>
+          <w:u w:val="none"/>
+        </w:rPr>
+        <w:t>身份：</w:t>
+      </w:r>
+      <w:r>
+        <w:rPr>
+          <w:rFonts w:hint="eastAsia" w:hAnsi="宋体" w:cs="宋体"/>
+          <w:sz w:val="30"/>
+          <w:szCs w:val="30"/>
+          <w:u w:val="single"/>
+        </w:rPr>
+        <w:t>{{与死者关系}}</w:t>
       </w:r>
     </w:p>
     <w:p>
@@ -356,31 +512,54 @@
           <w:rFonts w:hint="eastAsia" w:hAnsi="宋体" w:cs="宋体"/>
           <w:sz w:val="30"/>
           <w:szCs w:val="30"/>
-        </w:rPr>
-        <w:t xml:space="preserve">联系电话：   {{家属手机号}}   其他联系方式：                          </w:t>
-      </w:r>
-      <w:r>
-        <w:rPr>
-          <w:rFonts w:hint="eastAsia" w:hAnsi="宋体" w:cs="宋体"/>
-          <w:sz w:val="30"/>
-          <w:szCs w:val="30"/>
-          <w:u w:val="single"/>
-        </w:rPr>
-      </w:r>
-      <w:r>
-        <w:rPr>
-          <w:rFonts w:hint="eastAsia" w:hAnsi="宋体" w:cs="宋体"/>
-          <w:sz w:val="30"/>
-          <w:szCs w:val="30"/>
-        </w:rPr>
-      </w:r>
-      <w:r>
-        <w:rPr>
-          <w:rFonts w:hint="eastAsia" w:hAnsi="宋体" w:cs="宋体"/>
-          <w:sz w:val="30"/>
-          <w:szCs w:val="30"/>
-          <w:u w:val="single"/>
-        </w:rPr>
+          <w:u w:val="none"/>
+        </w:rPr>
+        <w:t>联系电话：</w:t>
+      </w:r>
+      <w:r>
+        <w:rPr>
+          <w:rFonts w:hint="eastAsia" w:hAnsi="宋体" w:cs="宋体"/>
+          <w:sz w:val="30"/>
+          <w:szCs w:val="30"/>
+          <w:u w:val="single"/>
+        </w:rPr>
+        <w:t xml:space="preserve">   </w:t>
+      </w:r>
+      <w:r>
+        <w:rPr>
+          <w:rFonts w:hint="eastAsia" w:hAnsi="宋体" w:cs="宋体"/>
+          <w:sz w:val="30"/>
+          <w:szCs w:val="30"/>
+          <w:u w:val="single"/>
+        </w:rPr>
+        <w:t>{{家属手机号}}</w:t>
+      </w:r>
+      <w:r>
+        <w:rPr>
+          <w:rFonts w:hint="eastAsia" w:hAnsi="宋体" w:cs="宋体"/>
+          <w:sz w:val="30"/>
+          <w:szCs w:val="30"/>
+          <w:u w:val="single"/>
+        </w:rPr>
+        <w:t xml:space="preserve">   </w:t>
+      </w:r>
+      <w:r>
+        <w:rPr>
+          <w:rFonts w:hint="eastAsia" w:hAnsi="宋体" w:cs="宋体"/>
+          <w:sz w:val="30"/>
+          <w:szCs w:val="30"/>
+          <w:u w:val="none"/>
+        </w:rPr>
+        <w:t>其他联系方式：</w:t>
+      </w:r>
+      <w:r>
+        <w:rPr>
+          <w:rFonts w:hint="eastAsia" w:hAnsi="宋体" w:cs="宋体"/>
+          <w:sz w:val="30"/>
+          <w:szCs w:val="30"/>
+          <w:u w:val="single"/>
+        </w:rPr>
+        <w:t xml:space="preserve">                          </w:t>
       </w:r>
     </w:p>
     <w:p>
